--- a/Web Workers API/SharedWorkerGlobalScope/index.docx
+++ b/Web Workers API/SharedWorkerGlobalScope/index.docx
@@ -5,7 +5,6 @@
     <w:p>
       <w:pPr>
         <w:pStyle w:val="1"/>
-        <w:spacing w:before="652" w:after="652"/>
       </w:pPr>
       <w:r>
         <w:rPr>
@@ -23,7 +22,6 @@
     <w:p>
       <w:pPr>
         <w:pStyle w:val="2"/>
-        <w:spacing w:before="326" w:after="326"/>
       </w:pPr>
       <w:r>
         <w:rPr>
@@ -56,31 +54,29 @@
     <w:p>
       <w:pPr>
         <w:pStyle w:val="2"/>
-        <w:spacing w:before="326" w:after="326"/>
       </w:pPr>
       <w:r>
         <w:rPr>
           <w:rFonts w:hint="eastAsia"/>
         </w:rPr>
-        <w:t>概念和用法</w:t>
+        <w:t>继承于：</w:t>
       </w:r>
     </w:p>
     <w:p>
       <w:pPr>
         <w:pStyle w:val="2"/>
-        <w:spacing w:before="326" w:after="326"/>
       </w:pPr>
       <w:r>
         <w:rPr>
           <w:rFonts w:hint="eastAsia"/>
         </w:rPr>
-        <w:t>接口目录</w:t>
+        <w:t>属性方法</w:t>
       </w:r>
     </w:p>
     <w:tbl>
       <w:tblPr>
         <w:tblStyle w:val="af0"/>
-        <w:tblW w:w="5000" w:type="pct"/>
+        <w:tblW w:w="0" w:type="auto"/>
         <w:tblLook w:val="04A0" w:firstRow="1" w:lastRow="0" w:firstColumn="1" w:lastColumn="0" w:noHBand="0" w:noVBand="1"/>
       </w:tblPr>
       <w:tblGrid>
@@ -90,7 +86,7 @@
       <w:tr>
         <w:tc>
           <w:tcPr>
-            <w:tcW w:w="2500" w:type="pct"/>
+            <w:tcW w:w="4261" w:type="dxa"/>
             <w:tcBorders>
               <w:top w:val="single" w:sz="12" w:space="0" w:color="auto"/>
               <w:left w:val="nil"/>
@@ -101,18 +97,26 @@
           <w:p>
             <w:pPr>
               <w:pStyle w:val="af1"/>
+              <w:ind w:firstLine="360"/>
+              <w:jc w:val="center"/>
+              <w:rPr>
+                <w:sz w:val="18"/>
+                <w:szCs w:val="18"/>
+              </w:rPr>
             </w:pPr>
             <w:r>
               <w:rPr>
                 <w:rFonts w:hint="eastAsia"/>
+                <w:sz w:val="18"/>
+                <w:szCs w:val="18"/>
               </w:rPr>
-              <w:t>接口名称</w:t>
+              <w:t>参数名称</w:t>
             </w:r>
           </w:p>
         </w:tc>
         <w:tc>
           <w:tcPr>
-            <w:tcW w:w="2500" w:type="pct"/>
+            <w:tcW w:w="4261" w:type="dxa"/>
             <w:tcBorders>
               <w:top w:val="single" w:sz="12" w:space="0" w:color="auto"/>
               <w:left w:val="nil"/>
@@ -123,12 +127,20 @@
           <w:p>
             <w:pPr>
               <w:pStyle w:val="af1"/>
+              <w:ind w:firstLine="360"/>
+              <w:jc w:val="center"/>
+              <w:rPr>
+                <w:sz w:val="18"/>
+                <w:szCs w:val="18"/>
+              </w:rPr>
             </w:pPr>
             <w:r>
               <w:rPr>
                 <w:rFonts w:hint="eastAsia"/>
+                <w:sz w:val="18"/>
+                <w:szCs w:val="18"/>
               </w:rPr>
-              <w:t>目录链接</w:t>
+              <w:t>参数描述</w:t>
             </w:r>
           </w:p>
         </w:tc>
@@ -136,7 +148,7 @@
       <w:tr>
         <w:tc>
           <w:tcPr>
-            <w:tcW w:w="2500" w:type="pct"/>
+            <w:tcW w:w="4261" w:type="dxa"/>
             <w:tcBorders>
               <w:top w:val="single" w:sz="6" w:space="0" w:color="auto"/>
               <w:left w:val="nil"/>
@@ -147,12 +159,18 @@
           <w:p>
             <w:pPr>
               <w:pStyle w:val="af1"/>
+              <w:ind w:firstLine="360"/>
+              <w:jc w:val="center"/>
+              <w:rPr>
+                <w:sz w:val="18"/>
+                <w:szCs w:val="18"/>
+              </w:rPr>
             </w:pPr>
           </w:p>
         </w:tc>
         <w:tc>
           <w:tcPr>
-            <w:tcW w:w="2500" w:type="pct"/>
+            <w:tcW w:w="4261" w:type="dxa"/>
             <w:tcBorders>
               <w:top w:val="single" w:sz="6" w:space="0" w:color="auto"/>
               <w:left w:val="nil"/>
@@ -163,6 +181,12 @@
           <w:p>
             <w:pPr>
               <w:pStyle w:val="af1"/>
+              <w:ind w:firstLine="360"/>
+              <w:jc w:val="center"/>
+              <w:rPr>
+                <w:sz w:val="18"/>
+                <w:szCs w:val="18"/>
+              </w:rPr>
             </w:pPr>
           </w:p>
         </w:tc>
@@ -170,44 +194,7 @@
       <w:tr>
         <w:tc>
           <w:tcPr>
-            <w:tcW w:w="2500" w:type="pct"/>
-            <w:tcBorders>
-              <w:top w:val="nil"/>
-              <w:left w:val="nil"/>
-              <w:bottom w:val="nil"/>
-              <w:right w:val="nil"/>
-            </w:tcBorders>
-          </w:tcPr>
-          <w:p>
-            <w:pPr>
-              <w:pStyle w:val="af1"/>
-            </w:pPr>
-          </w:p>
-        </w:tc>
-        <w:tc>
-          <w:tcPr>
-            <w:tcW w:w="2500" w:type="pct"/>
-            <w:tcBorders>
-              <w:top w:val="nil"/>
-              <w:left w:val="nil"/>
-              <w:bottom w:val="nil"/>
-              <w:right w:val="nil"/>
-            </w:tcBorders>
-          </w:tcPr>
-          <w:p>
-            <w:pPr>
-              <w:pStyle w:val="af1"/>
-            </w:pPr>
-          </w:p>
-        </w:tc>
-      </w:tr>
-      <w:tr>
-        <w:trPr>
-          <w:trHeight w:val="107"/>
-        </w:trPr>
-        <w:tc>
-          <w:tcPr>
-            <w:tcW w:w="2500" w:type="pct"/>
+            <w:tcW w:w="4261" w:type="dxa"/>
             <w:tcBorders>
               <w:top w:val="nil"/>
               <w:left w:val="nil"/>
@@ -218,12 +205,18 @@
           <w:p>
             <w:pPr>
               <w:pStyle w:val="af1"/>
+              <w:ind w:firstLine="360"/>
+              <w:jc w:val="center"/>
+              <w:rPr>
+                <w:sz w:val="18"/>
+                <w:szCs w:val="18"/>
+              </w:rPr>
             </w:pPr>
           </w:p>
         </w:tc>
         <w:tc>
           <w:tcPr>
-            <w:tcW w:w="2500" w:type="pct"/>
+            <w:tcW w:w="4261" w:type="dxa"/>
             <w:tcBorders>
               <w:top w:val="nil"/>
               <w:left w:val="nil"/>
@@ -234,6 +227,12 @@
           <w:p>
             <w:pPr>
               <w:pStyle w:val="af1"/>
+              <w:ind w:firstLine="360"/>
+              <w:jc w:val="center"/>
+              <w:rPr>
+                <w:sz w:val="18"/>
+                <w:szCs w:val="18"/>
+              </w:rPr>
             </w:pPr>
           </w:p>
         </w:tc>
@@ -241,204 +240,68 @@
     </w:tbl>
     <w:p>
       <w:pPr>
-        <w:pStyle w:val="2"/>
-        <w:spacing w:before="326" w:after="326"/>
+        <w:pStyle w:val="3"/>
       </w:pPr>
       <w:r>
         <w:rPr>
           <w:rFonts w:hint="eastAsia"/>
         </w:rPr>
-        <w:t>特殊用法</w:t>
+        <w:t>构造函数</w:t>
       </w:r>
     </w:p>
-    <w:tbl>
-      <w:tblPr>
-        <w:tblStyle w:val="af0"/>
-        <w:tblW w:w="5000" w:type="pct"/>
-        <w:tblLook w:val="04A0" w:firstRow="1" w:lastRow="0" w:firstColumn="1" w:lastColumn="0" w:noHBand="0" w:noVBand="1"/>
-      </w:tblPr>
-      <w:tblGrid>
-        <w:gridCol w:w="4261"/>
-        <w:gridCol w:w="4261"/>
-      </w:tblGrid>
-      <w:tr>
-        <w:tc>
-          <w:tcPr>
-            <w:tcW w:w="2500" w:type="pct"/>
-            <w:tcBorders>
-              <w:top w:val="single" w:sz="12" w:space="0" w:color="auto"/>
-              <w:left w:val="nil"/>
-              <w:bottom w:val="single" w:sz="6" w:space="0" w:color="auto"/>
-              <w:right w:val="nil"/>
-            </w:tcBorders>
-          </w:tcPr>
-          <w:p>
-            <w:pPr>
-              <w:pStyle w:val="af1"/>
-            </w:pPr>
-            <w:r>
-              <w:rPr>
-                <w:rFonts w:hint="eastAsia"/>
-              </w:rPr>
-              <w:t>用法</w:t>
-            </w:r>
-            <w:r>
-              <w:rPr>
-                <w:rFonts w:hint="eastAsia"/>
-              </w:rPr>
-              <w:t>名称</w:t>
-            </w:r>
-          </w:p>
-        </w:tc>
-        <w:tc>
-          <w:tcPr>
-            <w:tcW w:w="2500" w:type="pct"/>
-            <w:tcBorders>
-              <w:top w:val="single" w:sz="12" w:space="0" w:color="auto"/>
-              <w:left w:val="nil"/>
-              <w:bottom w:val="single" w:sz="6" w:space="0" w:color="auto"/>
-              <w:right w:val="nil"/>
-            </w:tcBorders>
-          </w:tcPr>
-          <w:p>
-            <w:pPr>
-              <w:pStyle w:val="af1"/>
-            </w:pPr>
-            <w:r>
-              <w:rPr>
-                <w:rFonts w:hint="eastAsia"/>
-              </w:rPr>
-              <w:t>目录链接</w:t>
-            </w:r>
-          </w:p>
-        </w:tc>
-      </w:tr>
-      <w:tr>
-        <w:tc>
-          <w:tcPr>
-            <w:tcW w:w="2500" w:type="pct"/>
-            <w:tcBorders>
-              <w:top w:val="single" w:sz="6" w:space="0" w:color="auto"/>
-              <w:left w:val="nil"/>
-              <w:bottom w:val="nil"/>
-              <w:right w:val="nil"/>
-            </w:tcBorders>
-          </w:tcPr>
-          <w:p>
-            <w:pPr>
-              <w:pStyle w:val="af1"/>
-            </w:pPr>
-          </w:p>
-        </w:tc>
-        <w:tc>
-          <w:tcPr>
-            <w:tcW w:w="2500" w:type="pct"/>
-            <w:tcBorders>
-              <w:top w:val="single" w:sz="6" w:space="0" w:color="auto"/>
-              <w:left w:val="nil"/>
-              <w:bottom w:val="nil"/>
-              <w:right w:val="nil"/>
-            </w:tcBorders>
-          </w:tcPr>
-          <w:p>
-            <w:pPr>
-              <w:pStyle w:val="af1"/>
-            </w:pPr>
-          </w:p>
-        </w:tc>
-      </w:tr>
-      <w:tr>
-        <w:tc>
-          <w:tcPr>
-            <w:tcW w:w="2500" w:type="pct"/>
-            <w:tcBorders>
-              <w:top w:val="nil"/>
-              <w:left w:val="nil"/>
-              <w:bottom w:val="nil"/>
-              <w:right w:val="nil"/>
-            </w:tcBorders>
-          </w:tcPr>
-          <w:p>
-            <w:pPr>
-              <w:pStyle w:val="af1"/>
-            </w:pPr>
-          </w:p>
-        </w:tc>
-        <w:tc>
-          <w:tcPr>
-            <w:tcW w:w="2500" w:type="pct"/>
-            <w:tcBorders>
-              <w:top w:val="nil"/>
-              <w:left w:val="nil"/>
-              <w:bottom w:val="nil"/>
-              <w:right w:val="nil"/>
-            </w:tcBorders>
-          </w:tcPr>
-          <w:p>
-            <w:pPr>
-              <w:pStyle w:val="af1"/>
-            </w:pPr>
-          </w:p>
-        </w:tc>
-      </w:tr>
-      <w:tr>
-        <w:tc>
-          <w:tcPr>
-            <w:tcW w:w="2500" w:type="pct"/>
-            <w:tcBorders>
-              <w:top w:val="nil"/>
-              <w:left w:val="nil"/>
-              <w:bottom w:val="single" w:sz="12" w:space="0" w:color="auto"/>
-              <w:right w:val="nil"/>
-            </w:tcBorders>
-          </w:tcPr>
-          <w:p>
-            <w:pPr>
-              <w:pStyle w:val="af1"/>
-            </w:pPr>
-          </w:p>
-        </w:tc>
-        <w:tc>
-          <w:tcPr>
-            <w:tcW w:w="2500" w:type="pct"/>
-            <w:tcBorders>
-              <w:top w:val="nil"/>
-              <w:left w:val="nil"/>
-              <w:bottom w:val="single" w:sz="12" w:space="0" w:color="auto"/>
-              <w:right w:val="nil"/>
-            </w:tcBorders>
-          </w:tcPr>
-          <w:p>
-            <w:pPr>
-              <w:pStyle w:val="af1"/>
-            </w:pPr>
-          </w:p>
-        </w:tc>
-      </w:tr>
-    </w:tbl>
-    <w:p/>
     <w:p>
       <w:pPr>
-        <w:pStyle w:val="2"/>
-        <w:spacing w:before="326" w:after="326"/>
+        <w:pStyle w:val="3"/>
       </w:pPr>
       <w:r>
         <w:rPr>
           <w:rFonts w:hint="eastAsia"/>
         </w:rPr>
-        <w:t>注意事项</w:t>
+        <w:t>静态属性</w:t>
       </w:r>
     </w:p>
     <w:p>
       <w:pPr>
-        <w:pStyle w:val="2"/>
-        <w:spacing w:before="326" w:after="326"/>
+        <w:pStyle w:val="3"/>
       </w:pPr>
       <w:r>
         <w:rPr>
           <w:rFonts w:hint="eastAsia"/>
         </w:rPr>
-        <w:t>兼容性</w:t>
+        <w:t>静态方法</w:t>
+      </w:r>
+    </w:p>
+    <w:p>
+      <w:pPr>
+        <w:pStyle w:val="3"/>
+      </w:pPr>
+      <w:r>
+        <w:rPr>
+          <w:rFonts w:hint="eastAsia"/>
+        </w:rPr>
+        <w:t>实例属性</w:t>
+      </w:r>
+    </w:p>
+    <w:p>
+      <w:pPr>
+        <w:pStyle w:val="3"/>
+      </w:pPr>
+      <w:r>
+        <w:rPr>
+          <w:rFonts w:hint="eastAsia"/>
+        </w:rPr>
+        <w:t>实例方法</w:t>
+      </w:r>
+    </w:p>
+    <w:p>
+      <w:pPr>
+        <w:pStyle w:val="2"/>
+      </w:pPr>
+      <w:r>
+        <w:rPr>
+          <w:rFonts w:hint="eastAsia"/>
+        </w:rPr>
+        <w:t>事件</w:t>
       </w:r>
     </w:p>
     <w:sectPr>
@@ -449,10 +312,10 @@
       <w:headerReference w:type="first" r:id="rId12"/>
       <w:footerReference w:type="first" r:id="rId13"/>
       <w:pgSz w:w="11906" w:h="16838"/>
-      <w:pgMar w:top="1440" w:right="1800" w:bottom="1440" w:left="1800" w:header="850" w:footer="992" w:gutter="0"/>
+      <w:pgMar w:top="1440" w:right="1800" w:bottom="1440" w:left="1800" w:header="720" w:footer="720" w:gutter="0"/>
       <w:pgNumType w:start="1"/>
       <w:cols w:space="720"/>
-      <w:docGrid w:type="lines" w:linePitch="326"/>
+      <w:docGrid w:type="lines" w:linePitch="312"/>
     </w:sectPr>
   </w:body>
 </w:document>
@@ -596,7 +459,40 @@
       <w:ind w:firstLineChars="0" w:firstLine="0"/>
     </w:pPr>
     <w:r>
-      <w:t>6/4/2024</w:t>
+      <w:rPr>
+        <w:rFonts w:hint="eastAsia"/>
+      </w:rPr>
+      <w:t>2024</w:t>
+    </w:r>
+    <w:r>
+      <w:rPr>
+        <w:rFonts w:hint="eastAsia"/>
+      </w:rPr>
+      <w:t>年</w:t>
+    </w:r>
+    <w:r>
+      <w:rPr>
+        <w:rFonts w:hint="eastAsia"/>
+      </w:rPr>
+      <w:t>6</w:t>
+    </w:r>
+    <w:r>
+      <w:rPr>
+        <w:rFonts w:hint="eastAsia"/>
+      </w:rPr>
+      <w:t>月</w:t>
+    </w:r>
+    <w:r>
+      <w:rPr>
+        <w:rFonts w:hint="eastAsia"/>
+      </w:rPr>
+      <w:t>7</w:t>
+    </w:r>
+    <w:r>
+      <w:rPr>
+        <w:rFonts w:hint="eastAsia"/>
+      </w:rPr>
+      <w:t>日</w:t>
     </w:r>
   </w:p>
 </w:hdr>
@@ -618,7 +514,7 @@
   <w:abstractNum w:abstractNumId="0" w15:restartNumberingAfterBreak="0">
     <w:nsid w:val="0BDB0864"/>
     <w:multiLevelType w:val="multilevel"/>
-    <w:tmpl w:val="E670DF4A"/>
+    <w:tmpl w:val="9E4A04D2"/>
     <w:lvl w:ilvl="0">
       <w:start w:val="1"/>
       <w:numFmt w:val="decimal"/>
@@ -853,95 +749,6 @@
     </w:lvl>
   </w:abstractNum>
   <w:abstractNum w:abstractNumId="2" w15:restartNumberingAfterBreak="0">
-    <w:nsid w:val="0D581450"/>
-    <w:multiLevelType w:val="hybridMultilevel"/>
-    <w:tmpl w:val="5C8AA1C0"/>
-    <w:lvl w:ilvl="0" w:tplc="4D9CDBB8">
-      <w:start w:val="1"/>
-      <w:numFmt w:val="decimal"/>
-      <w:lvlText w:val="%1"/>
-      <w:lvlJc w:val="right"/>
-      <w:pPr>
-        <w:ind w:left="440" w:hanging="440"/>
-      </w:pPr>
-      <w:rPr>
-        <w:rFonts w:hint="eastAsia"/>
-      </w:rPr>
-    </w:lvl>
-    <w:lvl w:ilvl="1" w:tplc="04090019" w:tentative="1">
-      <w:start w:val="1"/>
-      <w:numFmt w:val="lowerLetter"/>
-      <w:lvlText w:val="%2)"/>
-      <w:lvlJc w:val="left"/>
-      <w:pPr>
-        <w:ind w:left="880" w:hanging="440"/>
-      </w:pPr>
-    </w:lvl>
-    <w:lvl w:ilvl="2" w:tplc="0409001B" w:tentative="1">
-      <w:start w:val="1"/>
-      <w:numFmt w:val="lowerRoman"/>
-      <w:lvlText w:val="%3."/>
-      <w:lvlJc w:val="right"/>
-      <w:pPr>
-        <w:ind w:left="1320" w:hanging="440"/>
-      </w:pPr>
-    </w:lvl>
-    <w:lvl w:ilvl="3" w:tplc="0409000F" w:tentative="1">
-      <w:start w:val="1"/>
-      <w:numFmt w:val="decimal"/>
-      <w:lvlText w:val="%4."/>
-      <w:lvlJc w:val="left"/>
-      <w:pPr>
-        <w:ind w:left="1760" w:hanging="440"/>
-      </w:pPr>
-    </w:lvl>
-    <w:lvl w:ilvl="4" w:tplc="04090019" w:tentative="1">
-      <w:start w:val="1"/>
-      <w:numFmt w:val="lowerLetter"/>
-      <w:lvlText w:val="%5)"/>
-      <w:lvlJc w:val="left"/>
-      <w:pPr>
-        <w:ind w:left="2200" w:hanging="440"/>
-      </w:pPr>
-    </w:lvl>
-    <w:lvl w:ilvl="5" w:tplc="0409001B" w:tentative="1">
-      <w:start w:val="1"/>
-      <w:numFmt w:val="lowerRoman"/>
-      <w:lvlText w:val="%6."/>
-      <w:lvlJc w:val="right"/>
-      <w:pPr>
-        <w:ind w:left="2640" w:hanging="440"/>
-      </w:pPr>
-    </w:lvl>
-    <w:lvl w:ilvl="6" w:tplc="0409000F" w:tentative="1">
-      <w:start w:val="1"/>
-      <w:numFmt w:val="decimal"/>
-      <w:lvlText w:val="%7."/>
-      <w:lvlJc w:val="left"/>
-      <w:pPr>
-        <w:ind w:left="3080" w:hanging="440"/>
-      </w:pPr>
-    </w:lvl>
-    <w:lvl w:ilvl="7" w:tplc="04090019" w:tentative="1">
-      <w:start w:val="1"/>
-      <w:numFmt w:val="lowerLetter"/>
-      <w:lvlText w:val="%8)"/>
-      <w:lvlJc w:val="left"/>
-      <w:pPr>
-        <w:ind w:left="3520" w:hanging="440"/>
-      </w:pPr>
-    </w:lvl>
-    <w:lvl w:ilvl="8" w:tplc="0409001B" w:tentative="1">
-      <w:start w:val="1"/>
-      <w:numFmt w:val="lowerRoman"/>
-      <w:lvlText w:val="%9."/>
-      <w:lvlJc w:val="right"/>
-      <w:pPr>
-        <w:ind w:left="3960" w:hanging="440"/>
-      </w:pPr>
-    </w:lvl>
-  </w:abstractNum>
-  <w:abstractNum w:abstractNumId="3" w15:restartNumberingAfterBreak="0">
     <w:nsid w:val="23E23D15"/>
     <w:multiLevelType w:val="multilevel"/>
     <w:tmpl w:val="D46CCD10"/>
@@ -1042,7 +849,7 @@
       </w:pPr>
     </w:lvl>
   </w:abstractNum>
-  <w:abstractNum w:abstractNumId="4" w15:restartNumberingAfterBreak="0">
+  <w:abstractNum w:abstractNumId="3" w15:restartNumberingAfterBreak="0">
     <w:nsid w:val="28312D2C"/>
     <w:multiLevelType w:val="multilevel"/>
     <w:tmpl w:val="759200B0"/>
@@ -1155,7 +962,7 @@
       </w:rPr>
     </w:lvl>
   </w:abstractNum>
-  <w:abstractNum w:abstractNumId="5" w15:restartNumberingAfterBreak="0">
+  <w:abstractNum w:abstractNumId="4" w15:restartNumberingAfterBreak="0">
     <w:nsid w:val="42C07A64"/>
     <w:multiLevelType w:val="multilevel"/>
     <w:tmpl w:val="2FFC510A"/>
@@ -1304,7 +1111,7 @@
       </w:rPr>
     </w:lvl>
   </w:abstractNum>
-  <w:abstractNum w:abstractNumId="6" w15:restartNumberingAfterBreak="0">
+  <w:abstractNum w:abstractNumId="5" w15:restartNumberingAfterBreak="0">
     <w:nsid w:val="49B60264"/>
     <w:multiLevelType w:val="hybridMultilevel"/>
     <w:tmpl w:val="92F8BB50"/>
@@ -1390,7 +1197,7 @@
       </w:pPr>
     </w:lvl>
   </w:abstractNum>
-  <w:abstractNum w:abstractNumId="7" w15:restartNumberingAfterBreak="0">
+  <w:abstractNum w:abstractNumId="6" w15:restartNumberingAfterBreak="0">
     <w:nsid w:val="54B9005E"/>
     <w:multiLevelType w:val="multilevel"/>
     <w:tmpl w:val="A19C8A5E"/>
@@ -1503,7 +1310,7 @@
       </w:rPr>
     </w:lvl>
   </w:abstractNum>
-  <w:abstractNum w:abstractNumId="8" w15:restartNumberingAfterBreak="0">
+  <w:abstractNum w:abstractNumId="7" w15:restartNumberingAfterBreak="0">
     <w:nsid w:val="72697E3B"/>
     <w:multiLevelType w:val="multilevel"/>
     <w:tmpl w:val="5A90C536"/>
@@ -1616,7 +1423,7 @@
       </w:rPr>
     </w:lvl>
   </w:abstractNum>
-  <w:abstractNum w:abstractNumId="9" w15:restartNumberingAfterBreak="0">
+  <w:abstractNum w:abstractNumId="8" w15:restartNumberingAfterBreak="0">
     <w:nsid w:val="76143399"/>
     <w:multiLevelType w:val="multilevel"/>
     <w:tmpl w:val="5A90C536"/>
@@ -1733,25 +1540,25 @@
     <w:abstractNumId w:val="0"/>
   </w:num>
   <w:num w:numId="2" w16cid:durableId="356397756">
+    <w:abstractNumId w:val="2"/>
+  </w:num>
+  <w:num w:numId="3" w16cid:durableId="135413807">
+    <w:abstractNumId w:val="2"/>
+  </w:num>
+  <w:num w:numId="4" w16cid:durableId="1514878105">
+    <w:abstractNumId w:val="6"/>
+  </w:num>
+  <w:num w:numId="5" w16cid:durableId="869145537">
+    <w:abstractNumId w:val="4"/>
+  </w:num>
+  <w:num w:numId="6" w16cid:durableId="1131628320">
+    <w:abstractNumId w:val="5"/>
+  </w:num>
+  <w:num w:numId="7" w16cid:durableId="1772814433">
     <w:abstractNumId w:val="3"/>
   </w:num>
-  <w:num w:numId="3" w16cid:durableId="135413807">
-    <w:abstractNumId w:val="3"/>
-  </w:num>
-  <w:num w:numId="4" w16cid:durableId="1514878105">
-    <w:abstractNumId w:val="7"/>
-  </w:num>
-  <w:num w:numId="5" w16cid:durableId="869145537">
-    <w:abstractNumId w:val="5"/>
-  </w:num>
-  <w:num w:numId="6" w16cid:durableId="1131628320">
-    <w:abstractNumId w:val="6"/>
-  </w:num>
-  <w:num w:numId="7" w16cid:durableId="1772814433">
-    <w:abstractNumId w:val="4"/>
-  </w:num>
   <w:num w:numId="8" w16cid:durableId="474225155">
-    <w:abstractNumId w:val="9"/>
+    <w:abstractNumId w:val="8"/>
   </w:num>
   <w:num w:numId="9" w16cid:durableId="18314955">
     <w:abstractNumId w:val="0"/>
@@ -1760,13 +1567,10 @@
     <w:abstractNumId w:val="0"/>
   </w:num>
   <w:num w:numId="11" w16cid:durableId="1627812537">
-    <w:abstractNumId w:val="8"/>
+    <w:abstractNumId w:val="7"/>
   </w:num>
   <w:num w:numId="12" w16cid:durableId="125926750">
     <w:abstractNumId w:val="1"/>
-  </w:num>
-  <w:num w:numId="13" w16cid:durableId="105081516">
-    <w:abstractNumId w:val="2"/>
   </w:num>
 </w:numbering>
 </file>
@@ -2212,7 +2016,7 @@
     <w:uiPriority w:val="9"/>
     <w:unhideWhenUsed/>
     <w:qFormat/>
-    <w:rsid w:val="00FF2C1B"/>
+    <w:rsid w:val="00DD667F"/>
     <w:pPr>
       <w:keepNext/>
       <w:keepLines/>
@@ -2612,7 +2416,7 @@
     <w:basedOn w:val="a0"/>
     <w:link w:val="2"/>
     <w:uiPriority w:val="9"/>
-    <w:rsid w:val="00FF2C1B"/>
+    <w:rsid w:val="00DD667F"/>
     <w:rPr>
       <w:rFonts w:ascii="宋体" w:eastAsia="宋体" w:hAnsi="宋体" w:cstheme="majorBidi"/>
       <w:b/>
@@ -2935,7 +2739,7 @@
     <w:name w:val="Table Grid"/>
     <w:basedOn w:val="a1"/>
     <w:uiPriority w:val="39"/>
-    <w:rsid w:val="003A19EE"/>
+    <w:rsid w:val="007C0A10"/>
     <w:tblPr>
       <w:tblBorders>
         <w:top w:val="single" w:sz="4" w:space="0" w:color="auto"/>
@@ -2952,27 +2756,20 @@
     <w:basedOn w:val="a"/>
     <w:link w:val="af2"/>
     <w:qFormat/>
-    <w:rsid w:val="003A19EE"/>
+    <w:rsid w:val="007C0A10"/>
     <w:pPr>
       <w:ind w:firstLineChars="0" w:firstLine="0"/>
-      <w:jc w:val="center"/>
     </w:pPr>
-    <w:rPr>
-      <w:sz w:val="18"/>
-      <w:szCs w:val="18"/>
-      <w:lang w:val="en-ZW"/>
-    </w:rPr>
   </w:style>
   <w:style w:type="character" w:customStyle="1" w:styleId="af2">
     <w:name w:val="表格内容 字符"/>
     <w:basedOn w:val="a0"/>
     <w:link w:val="af1"/>
-    <w:rsid w:val="003A19EE"/>
+    <w:rsid w:val="007C0A10"/>
     <w:rPr>
       <w:rFonts w:ascii="Times New Roman" w:eastAsia="宋体" w:hAnsi="Times New Roman" w:cs="Times New Roman"/>
-      <w:sz w:val="18"/>
-      <w:szCs w:val="18"/>
-      <w:lang w:val="en-ZW"/>
+      <w:sz w:val="24"/>
+      <w:szCs w:val="24"/>
     </w:rPr>
   </w:style>
 </w:styles>
